--- a/Dino_Kids_Smash_3_Match_How_To_Play.docx
+++ b/Dino_Kids_Smash_3_Match_How_To_Play.docx
@@ -691,6 +691,60 @@
     </w:p>
     <w:p>
       <w:pPr>
+        <w:pStyle w:val="Heading1"/>
+        <w:spacing w:before="400"/>
+      </w:pPr>
+      <w:r>
+        <w:t xml:space="preserve">Meet the Dino Crew</w:t>
+      </w:r>
+    </w:p>
+    <w:p>
+      <w:pPr>
+        <w:spacing w:after="120"/>
+      </w:pPr>
+      <w:r>
+        <w:rPr>
+          <w:b/>
+          <w:bCs/>
+        </w:rPr>
+        <w:t xml:space="preserve">Dino-Dex: </w:t>
+      </w:r>
+      <w:r>
+        <w:t xml:space="preserve">The title screen has a Dino-Dex showing all 12 Dino Kids characters. Each dino starts locked behind a ❓ silhouette — completing the level that character first appears in unlocks them for good, with a fun celebration pop-up the moment you do!</w:t>
+      </w:r>
+    </w:p>
+    <w:p>
+      <w:pPr>
+        <w:spacing w:after="120"/>
+      </w:pPr>
+      <w:r>
+        <w:rPr>
+          <w:b/>
+          <w:bCs/>
+        </w:rPr>
+        <w:t xml:space="preserve">Learn more about each dino: </w:t>
+      </w:r>
+      <w:r>
+        <w:t xml:space="preserve">Tap any unlocked Dino-Dex card to open its profile — a real dinosaur fact, the lesson that character learns in their story, and the title of their own Dino Kids tale.</w:t>
+      </w:r>
+    </w:p>
+    <w:p>
+      <w:pPr>
+        <w:spacing w:after="240"/>
+      </w:pPr>
+      <w:r>
+        <w:rPr>
+          <w:b/>
+          <w:bCs/>
+        </w:rPr>
+        <w:t xml:space="preserve">Win-screen wisdom: </w:t>
+      </w:r>
+      <w:r>
+        <w:t xml:space="preserve">After clearing a level, you’ll also see a short quote from that level’s dino — a little reminder of the lesson their story teaches.</w:t>
+      </w:r>
+    </w:p>
+    <w:p>
+      <w:pPr>
         <w:spacing w:before="480"/>
         <w:jc w:val="center"/>
       </w:pPr>

--- a/Dino_Kids_Smash_3_Match_How_To_Play.docx
+++ b/Dino_Kids_Smash_3_Match_How_To_Play.docx
@@ -104,14 +104,14 @@
     </w:p>
     <w:p>
       <w:pPr>
-        <w:spacing w:after="240"/>
-      </w:pPr>
-      <w:r>
-        <w:rPr>
-          <w:b/>
-          <w:bCs/>
-        </w:rPr>
-        <w:t xml:space="preserve">Moves &amp; scoring: </w:t>
+        <w:spacing w:after="120"/>
+      </w:pPr>
+      <w:r>
+        <w:rPr>
+          <w:b/>
+          <w:bCs/>
+        </w:rPr>
+        <w:t xml:space="preserve">Moves &amp; scoring:</w:t>
       </w:r>
     </w:p>
     <w:p>
@@ -593,7 +593,7 @@
           </w:tcPr>
           <w:p>
             <w:r>
-              <w:t xml:space="preserve">Tap any tile, and it clears every tile of that same type anywhere on the board — e.g. tap one egg, and all eggs currently on the board vanish at once. Best used when one tile type is clogging up the whole grid.</w:t>
+              <w:t xml:space="preserve">Tap any tile, and it clears every tile of that same type anywhere on the board — e.g. tap one egg, and all eggs on the board vanish at once. Best used when one tile type is clogging up the grid.</w:t>
             </w:r>
           </w:p>
         </w:tc>
@@ -617,7 +617,7 @@
           <w:i/>
           <w:iCs/>
         </w:rPr>
-        <w:t xml:space="preserve">All three power-ups count toward your level goal too — if your goal needs eggs and you Quake an egg tile, every egg cleared by that Quake counts toward your total.</w:t>
+        <w:t xml:space="preserve">All three power-ups count toward your level goal too — if your goal needs eggs and you Quake an egg tile, every egg cleared counts toward your total.</w:t>
       </w:r>
     </w:p>
     <w:p>
@@ -666,7 +666,7 @@
         <w:t xml:space="preserve">🔀 Shuffle</w:t>
       </w:r>
       <w:r>
-        <w:t xml:space="preserve"> — randomly rearranges the board (this also happens automatically if no moves are left)</w:t>
+        <w:t xml:space="preserve"> — randomly rearranges the board (also happens automatically if no moves are left)</w:t>
       </w:r>
     </w:p>
     <w:p>
@@ -707,10 +707,25 @@
           <w:b/>
           <w:bCs/>
         </w:rPr>
+        <w:t xml:space="preserve">The Dino Crew: </w:t>
+      </w:r>
+      <w:r>
+        <w:t xml:space="preserve">12 hand-drawn characters across three prehistoric periods — Plato &amp; Shorty (Triassic), Benny, Babs, Salty, Ziggy, and Patsy (Jurassic), plus Peppy, Tootles, Skippy, Victor, and Gigi (Cretaceous).</w:t>
+      </w:r>
+    </w:p>
+    <w:p>
+      <w:pPr>
+        <w:spacing w:after="120"/>
+      </w:pPr>
+      <w:r>
+        <w:rPr>
+          <w:b/>
+          <w:bCs/>
+        </w:rPr>
         <w:t xml:space="preserve">Dino-Dex: </w:t>
       </w:r>
       <w:r>
-        <w:t xml:space="preserve">The title screen has a Dino-Dex showing all 12 Dino Kids characters. Each dino starts locked behind a ❓ silhouette — completing the level that character first appears in unlocks them for good, with a fun celebration pop-up the moment you do!</w:t>
+        <w:t xml:space="preserve">The title screen has a Dino-Dex showing all 12 characters. Each dino starts locked behind a ❓ silhouette — completing the level that character first appears in unlocks them for good, with a fun celebration pop-up the moment you do!</w:t>
       </w:r>
     </w:p>
     <w:p>
@@ -740,7 +755,7 @@
         <w:t xml:space="preserve">Win-screen wisdom: </w:t>
       </w:r>
       <w:r>
-        <w:t xml:space="preserve">After clearing a level, you’ll also see a short quote from that level’s dino — a little reminder of the lesson their story teaches.</w:t>
+        <w:t xml:space="preserve">After clearing a level, you’ll see a short quote from that level’s dino — a reminder of the lesson their story teaches.</w:t>
       </w:r>
     </w:p>
     <w:p>
@@ -994,18 +1009,6 @@
       </w:pPr>
     </w:lvl>
   </w:abstractNum>
-  <w:abstractNum w:abstractNumId="3" w15:restartNumberingAfterBreak="0">
-    <w:multiLevelType w:val="hybridMultilevel"/>
-    <w:lvl w:ilvl="0" w15:tentative="1">
-      <w:start w:val="1"/>
-      <w:numFmt w:val="decimal"/>
-      <w:lvlText w:val="%1."/>
-      <w:lvlJc w:val="left"/>
-      <w:pPr>
-        <w:ind w:left="480" w:hanging="260"/>
-      </w:pPr>
-    </w:lvl>
-  </w:abstractNum>
   <w:num w:numId="1">
     <w:abstractNumId w:val="1"/>
     <w:lvlOverride w:ilvl="0">
